--- a/docs/requisitos/hus/HU.140 - Cadastrar usuario.docx
+++ b/docs/requisitos/hus/HU.140 - Cadastrar usuario.docx
@@ -22,7 +22,7 @@
           <w:b/>
           <w:sz w:val="28"/>
         </w:rPr>
-        <w:t xml:space="preserve">HU.140 – CADASTRAR USUÁRIO</w:t>
+        <w:t>HU.140 – CADASTRAR USUÁRIO</w:t>
       </w:r>
     </w:p>
     <w:p>
@@ -181,7 +181,6 @@
             <w:pPr>
               <w:jc w:val="center"/>
             </w:pPr>
-            <w:r/>
             <w:r>
               <w:rPr>
                 <w:rFonts w:ascii="Arial" w:hAnsi="Arial"/>
@@ -200,7 +199,6 @@
             <w:pPr>
               <w:jc w:val="left"/>
             </w:pPr>
-            <w:r/>
             <w:r>
               <w:rPr>
                 <w:rFonts w:ascii="Arial" w:hAnsi="Arial"/>
@@ -218,7 +216,6 @@
             <w:pPr>
               <w:jc w:val="center"/>
             </w:pPr>
-            <w:r/>
             <w:r>
               <w:rPr>
                 <w:rFonts w:ascii="Arial" w:hAnsi="Arial"/>
@@ -237,7 +234,6 @@
             <w:pPr>
               <w:jc w:val="center"/>
             </w:pPr>
-            <w:r/>
             <w:r>
               <w:rPr>
                 <w:rFonts w:ascii="Arial" w:hAnsi="Arial"/>
@@ -258,14 +254,13 @@
             <w:pPr>
               <w:jc w:val="center"/>
             </w:pPr>
-            <w:r/>
             <w:r>
               <w:rPr>
                 <w:rFonts w:ascii="Arial" w:hAnsi="Arial"/>
                 <w:b w:val="0"/>
                 <w:sz w:val="20"/>
               </w:rPr>
-              <w:t xml:space="preserve">19/10/2026</w:t>
+              <w:t>19/10/2026</w:t>
             </w:r>
           </w:p>
         </w:tc>
@@ -277,13 +272,12 @@
             <w:pPr>
               <w:jc w:val="left"/>
             </w:pPr>
-            <w:r/>
             <w:r>
               <w:rPr>
                 <w:rFonts w:ascii="Arial" w:hAnsi="Arial"/>
                 <w:sz w:val="20"/>
               </w:rPr>
-              <w:t xml:space="preserve">Retirada das HUs sem funcionalidade no sistema, renumeração e reordenação das demais (retaguarda primeiro, portal depois); esclarecimento de que o administrador cadastra contas pela HU-004</w:t>
+              <w:t>Retirada das HUs sem funcionalidade no sistema, renumeração e reordenação das demais (retaguarda primeiro, portal depois); esclarecimento de que o administrador cadastra contas pela HU-004</w:t>
             </w:r>
           </w:p>
         </w:tc>
@@ -295,14 +289,13 @@
             <w:pPr>
               <w:jc w:val="center"/>
             </w:pPr>
-            <w:r/>
             <w:r>
               <w:rPr>
                 <w:rFonts w:ascii="Arial" w:hAnsi="Arial"/>
                 <w:b w:val="0"/>
                 <w:sz w:val="20"/>
               </w:rPr>
-              <w:t xml:space="preserve">2.2</w:t>
+              <w:t>2.2</w:t>
             </w:r>
           </w:p>
         </w:tc>
@@ -314,14 +307,86 @@
             <w:pPr>
               <w:jc w:val="center"/>
             </w:pPr>
-            <w:r/>
             <w:r>
               <w:rPr>
                 <w:rFonts w:ascii="Arial" w:hAnsi="Arial"/>
                 <w:b w:val="0"/>
                 <w:sz w:val="20"/>
               </w:rPr>
-              <w:t xml:space="preserve">Sudoeste Informática</w:t>
+              <w:t>Sudoeste Informática</w:t>
+            </w:r>
+          </w:p>
+        </w:tc>
+      </w:tr>
+      <w:tr>
+        <w:tc>
+          <w:tcPr>
+            <w:tcW w:type="dxa" w:w="2412"/>
+          </w:tcPr>
+          <w:p>
+            <w:pPr>
+              <w:jc w:val="center"/>
+            </w:pPr>
+            <w:r>
+              <w:rPr>
+                <w:rFonts w:ascii="Arial" w:hAnsi="Arial"/>
+                <w:b w:val="0"/>
+                <w:sz w:val="20"/>
+              </w:rPr>
+              <w:t>22/10/2026</w:t>
+            </w:r>
+          </w:p>
+        </w:tc>
+        <w:tc>
+          <w:tcPr>
+            <w:tcW w:type="dxa" w:w="2412"/>
+          </w:tcPr>
+          <w:p>
+            <w:pPr>
+              <w:jc w:val="left"/>
+            </w:pPr>
+            <w:r>
+              <w:rPr>
+                <w:rFonts w:ascii="Arial" w:hAnsi="Arial"/>
+                <w:sz w:val="20"/>
+              </w:rPr>
+              <w:t>Portal sem login próprio: o cidadão entra pelo Portal de Serviços da SEDUR (HU-142); a conta do cidadão passa a nascer no primeiro acesso, sem formulário nem senha</w:t>
+            </w:r>
+          </w:p>
+        </w:tc>
+        <w:tc>
+          <w:tcPr>
+            <w:tcW w:type="dxa" w:w="2412"/>
+          </w:tcPr>
+          <w:p>
+            <w:pPr>
+              <w:jc w:val="center"/>
+            </w:pPr>
+            <w:r>
+              <w:rPr>
+                <w:rFonts w:ascii="Arial" w:hAnsi="Arial"/>
+                <w:b w:val="0"/>
+                <w:sz w:val="20"/>
+              </w:rPr>
+              <w:t>2.3</w:t>
+            </w:r>
+          </w:p>
+        </w:tc>
+        <w:tc>
+          <w:tcPr>
+            <w:tcW w:type="dxa" w:w="2412"/>
+          </w:tcPr>
+          <w:p>
+            <w:pPr>
+              <w:jc w:val="center"/>
+            </w:pPr>
+            <w:r>
+              <w:rPr>
+                <w:rFonts w:ascii="Arial" w:hAnsi="Arial"/>
+                <w:b w:val="0"/>
+                <w:sz w:val="20"/>
+              </w:rPr>
+              <w:t>Sudoeste Informática</w:t>
             </w:r>
           </w:p>
         </w:tc>
@@ -354,7 +419,19 @@
           <w:rFonts w:ascii="Arial" w:hAnsi="Arial"/>
           <w:sz w:val="24"/>
         </w:rPr>
-        <w:t xml:space="preserve">O visitante cria a própria conta no portal do Viabiliza, com nome, e-mail, CPF, telefone e senha. A conta nasce somente no perfil de cidadão. As telas do portal autenticado só se abrem depois da confirmação do e-mail. A tela mostra as regras da senha e, quando o acesso pelo GOV.BR está disponível, o botão correspondente. Conta de servidor da rede da SEDUR e conta criada pelo GOV.BR não nascem neste formulário. O administrador cria contas locais pela gestão, na HU-004, em que o próprio usuário define a senha pelo link recebido por e-mail; este formulário é só o cadastro feito pelo visitante. Este cadastro não consulta mapa, REDESIM, CNAE nem as regras da LOUOS, e não busca a pessoa em base externa.</w:t>
+        <w:t>A conta do cidadão é criada no Viabiliza no primeiro acesso pelo Portal de Serviços da SEDUR, do mesmo jeito que a conta do servidor nasce no primeiro acesso pela rede da SEDUR. O Portal de Serviços confirma quem é a pessoa; o Viabiliza guarda a conta com o nome, o CPF e o e-mail do cadastro, no perfil de cidadão. A partir daí, a conta e a sessão são do Viabiliza.</w:t>
+      </w:r>
+    </w:p>
+    <w:p>
+      <w:pPr>
+        <w:jc w:val="both"/>
+      </w:pPr>
+      <w:r>
+        <w:rPr>
+          <w:rFonts w:ascii="Arial" w:hAnsi="Arial"/>
+          <w:sz w:val="24"/>
+        </w:rPr>
+        <w:t>Não há formulário de cadastro nem senha no portal do Viabiliza. A conta nasce com o e-mail já confirmado e ainda passa pelo aceite do termo vigente, quando houver. O telefone, quando o cadastro não trouxer, pode ser informado depois em Minha conta &gt; Meus dados. O administrador cria contas do console pela gestão, na HU-004. Este cadastro não consulta mapa, REDESIM, CNAE nem as regras da LOUOS.</w:t>
       </w:r>
     </w:p>
     <w:p/>
@@ -423,7 +500,7 @@
           <w:rFonts w:ascii="Arial" w:hAnsi="Arial"/>
           <w:sz w:val="22"/>
         </w:rPr>
-        <w:t xml:space="preserve">  TELA 1 - Cadastrar usuário</w:t>
+        <w:t xml:space="preserve">  TELA 1 - Primeiro acesso</w:t>
       </w:r>
     </w:p>
     <w:p>
@@ -482,7 +559,7 @@
           <w:b w:val="0"/>
           <w:sz w:val="24"/>
         </w:rPr>
-        <w:t>que o cidadão crie a própria conta</w:t>
+        <w:t>que a conta do cidadão nasça no primeiro acesso pelo Portal de Serviços</w:t>
       </w:r>
       <w:r>
         <w:rPr>
@@ -498,7 +575,7 @@
           <w:b w:val="0"/>
           <w:sz w:val="24"/>
         </w:rPr>
-        <w:t>ele use o portal com CPF, e-mail, telefone e senha, no perfil de cidadão.</w:t>
+        <w:t>ele use o Viabiliza sem preencher outro cadastro nem criar outra senha.</w:t>
       </w:r>
     </w:p>
     <w:p>
@@ -527,7 +604,7 @@
           <w:b w:val="0"/>
           <w:sz w:val="24"/>
         </w:rPr>
-        <w:t>visitante</w:t>
+        <w:t>cidadão que chega pela primeira vez ao Viabiliza pelo Portal de Serviços</w:t>
       </w:r>
       <w:r>
         <w:rPr>
@@ -543,7 +620,7 @@
           <w:b w:val="0"/>
           <w:sz w:val="24"/>
         </w:rPr>
-        <w:t>me cadastrar com nome, e-mail, CPF, telefone e senha</w:t>
+        <w:t>que minha conta seja criada com os dados que já informei</w:t>
       </w:r>
       <w:r>
         <w:rPr>
@@ -559,7 +636,7 @@
           <w:b w:val="0"/>
           <w:sz w:val="24"/>
         </w:rPr>
-        <w:t>eu tenha uma conta de cidadão no Viabiliza.</w:t>
+        <w:t>eu comece a usar o portal sem outro cadastro.</w:t>
       </w:r>
     </w:p>
     <w:p>
@@ -579,7 +656,7 @@
           <w:rFonts w:ascii="Arial" w:hAnsi="Arial"/>
           <w:sz w:val="24"/>
         </w:rPr>
-        <w:t>• A pessoa ainda não está autenticada</w:t>
+        <w:t>• Entrada feita no Portal de Serviços da SEDUR com a conta GOV.BR (HU-142)</w:t>
       </w:r>
     </w:p>
     <w:p>
@@ -591,7 +668,7 @@
           <w:rFonts w:ascii="Arial" w:hAnsi="Arial"/>
           <w:sz w:val="24"/>
         </w:rPr>
-        <w:t>• Nome obrigatório, com até 255 caracteres</w:t>
+        <w:t>• Nenhuma conta no Viabiliza com o mesmo CPF</w:t>
       </w:r>
     </w:p>
     <w:p>
@@ -603,43 +680,7 @@
           <w:rFonts w:ascii="Arial" w:hAnsi="Arial"/>
           <w:sz w:val="24"/>
         </w:rPr>
-        <w:t>• E-mail obrigatório, em formato válido, com até 255 caracteres e ainda não usado em outra conta</w:t>
-      </w:r>
-    </w:p>
-    <w:p>
-      <w:pPr>
-        <w:jc w:val="both"/>
-      </w:pPr>
-      <w:r>
-        <w:rPr>
-          <w:rFonts w:ascii="Arial" w:hAnsi="Arial"/>
-          <w:sz w:val="24"/>
-        </w:rPr>
-        <w:t>• CPF obrigatório, com 11 dígitos, dígitos verificadores corretos, sem sequência repetida, e ainda não usado</w:t>
-      </w:r>
-    </w:p>
-    <w:p>
-      <w:pPr>
-        <w:jc w:val="both"/>
-      </w:pPr>
-      <w:r>
-        <w:rPr>
-          <w:rFonts w:ascii="Arial" w:hAnsi="Arial"/>
-          <w:sz w:val="24"/>
-        </w:rPr>
-        <w:t>• Telefone obrigatório, com DDD e 8 ou 9 dígitos; a máscara não entra na contagem; o campo aceita até 20 caracteres</w:t>
-      </w:r>
-    </w:p>
-    <w:p>
-      <w:pPr>
-        <w:jc w:val="both"/>
-      </w:pPr>
-      <w:r>
-        <w:rPr>
-          <w:rFonts w:ascii="Arial" w:hAnsi="Arial"/>
-          <w:sz w:val="24"/>
-        </w:rPr>
-        <w:t>• Senha obrigatória e confirmada, no tamanho mínimo exigido e, quando a SEDUR assim definir, com letras maiúsculas e minúsculas, números e símbolos</w:t>
+        <w:t>• Nome e e-mail no cadastro, sem o e-mail estar em outra conta do Viabiliza</w:t>
       </w:r>
     </w:p>
     <w:p>
@@ -668,7 +709,7 @@
           <w:rFonts w:ascii="Arial" w:hAnsi="Arial"/>
           <w:sz w:val="24"/>
         </w:rPr>
-        <w:t>• Nenhuma</w:t>
+        <w:t>• HU-142 — entrada pelo Portal de Serviços da SEDUR</w:t>
       </w:r>
     </w:p>
     <w:p/>
@@ -690,7 +731,19 @@
           <w:rFonts w:ascii="Arial" w:hAnsi="Arial"/>
           <w:sz w:val="24"/>
         </w:rPr>
-        <w:t xml:space="preserve">• HU-141 — a conta só usa as telas autenticadas do portal depois de confirmar o e-mail</w:t>
+        <w:t>• HU-145 — aceite do termo vigente antes de seguir no portal</w:t>
+      </w:r>
+    </w:p>
+    <w:p>
+      <w:pPr>
+        <w:jc w:val="both"/>
+      </w:pPr>
+      <w:r>
+        <w:rPr>
+          <w:rFonts w:ascii="Arial" w:hAnsi="Arial"/>
+          <w:sz w:val="24"/>
+        </w:rPr>
+        <w:t>• HU-144 — completar o telefone e manter os dados de contato</w:t>
       </w:r>
     </w:p>
     <w:p>
@@ -706,7 +759,7 @@
         <w:pStyle w:val="Heading2"/>
       </w:pPr>
       <w:r>
-        <w:t>TELA 1 - Cadastrar usuário</w:t>
+        <w:t>TELA 1 - Primeiro acesso</w:t>
       </w:r>
     </w:p>
     <w:p>
@@ -721,7 +774,7 @@
         <w:rPr>
           <w:sz w:val="22"/>
         </w:rPr>
-        <w:t>Tela de cadastro do portal, aberta a partir da entrada, antes do menu</w:t>
+        <w:t>Portal de Serviços da SEDUR › Carta de Serviços › Viabilidade de Localização, no primeiro acesso. Não há tela de cadastro no portal do Viabiliza nem item de menu.</w:t>
       </w:r>
     </w:p>
     <w:p/>
@@ -780,7 +833,7 @@
           <w:b/>
           <w:sz w:val="22"/>
         </w:rPr>
-        <w:t>Cenário 1: Cadastro válido cria conta de cidadão</w:t>
+        <w:t>Cenário 1: Primeiro acesso cria a conta de cidadão</w:t>
       </w:r>
     </w:p>
     <w:p>
@@ -797,7 +850,7 @@
           <w:rFonts w:ascii="Arial" w:hAnsi="Arial"/>
           <w:sz w:val="22"/>
         </w:rPr>
-        <w:t>o visitante informa nome, e-mail inédito, CPF válido, telefone com DDD e senha que cumpre a política</w:t>
+        <w:t>o cidadão entrou no Portal de Serviços e ainda não tem conta no Viabiliza com o seu CPF</w:t>
       </w:r>
     </w:p>
     <w:p>
@@ -814,7 +867,7 @@
           <w:rFonts w:ascii="Arial" w:hAnsi="Arial"/>
           <w:sz w:val="22"/>
         </w:rPr>
-        <w:t>envia o formulário</w:t>
+        <w:t>chega ao Viabiliza</w:t>
       </w:r>
     </w:p>
     <w:p>
@@ -831,7 +884,7 @@
           <w:rFonts w:ascii="Arial" w:hAnsi="Arial"/>
           <w:sz w:val="22"/>
         </w:rPr>
-        <w:t>o sistema grava a conta e atribui somente o perfil de cidadão</w:t>
+        <w:t>a conta é criada com nome, CPF e e-mail do cadastro, somente no perfil de cidadão, com o e-mail já confirmado, e o cadastro fica registrado</w:t>
       </w:r>
     </w:p>
     <w:p/>
@@ -842,7 +895,7 @@
           <w:b/>
           <w:sz w:val="22"/>
         </w:rPr>
-        <w:t>Cenário 2: CPF ou e-mail já cadastrado</w:t>
+        <w:t>Cenário 2: CPF que já tem conta</w:t>
       </w:r>
     </w:p>
     <w:p>
@@ -859,7 +912,7 @@
           <w:rFonts w:ascii="Arial" w:hAnsi="Arial"/>
           <w:sz w:val="22"/>
         </w:rPr>
-        <w:t>o CPF ou o e-mail já pertence a outra conta</w:t>
+        <w:t>já existe conta no Viabiliza com o mesmo CPF</w:t>
       </w:r>
     </w:p>
     <w:p>
@@ -876,7 +929,7 @@
           <w:rFonts w:ascii="Arial" w:hAnsi="Arial"/>
           <w:sz w:val="22"/>
         </w:rPr>
-        <w:t>o visitante tenta se cadastrar</w:t>
+        <w:t>o cidadão chega ao Viabiliza</w:t>
       </w:r>
     </w:p>
     <w:p>
@@ -893,7 +946,7 @@
           <w:rFonts w:ascii="Arial" w:hAnsi="Arial"/>
           <w:sz w:val="22"/>
         </w:rPr>
-        <w:t>o sistema recusa o envio e nenhuma conta nova é gravada</w:t>
+        <w:t>nenhuma conta nova é criada e ele entra na conta que já existe</w:t>
       </w:r>
     </w:p>
     <w:p/>
@@ -904,7 +957,7 @@
           <w:b/>
           <w:sz w:val="22"/>
         </w:rPr>
-        <w:t>Cenário 3: CPF inválido</w:t>
+        <w:t>Cenário 3: E-mail já usado por outra conta</w:t>
       </w:r>
     </w:p>
     <w:p>
@@ -921,7 +974,7 @@
           <w:rFonts w:ascii="Arial" w:hAnsi="Arial"/>
           <w:sz w:val="22"/>
         </w:rPr>
-        <w:t>o CPF não tem 11 dígitos, é uma sequência repetida ou os dígitos verificadores não conferem</w:t>
+        <w:t>o e-mail do cadastro já pertence a outra conta do Viabiliza</w:t>
       </w:r>
     </w:p>
     <w:p>
@@ -938,7 +991,7 @@
           <w:rFonts w:ascii="Arial" w:hAnsi="Arial"/>
           <w:sz w:val="22"/>
         </w:rPr>
-        <w:t>o visitante envia o cadastro</w:t>
+        <w:t>o cidadão chega ao Viabiliza pela primeira vez</w:t>
       </w:r>
     </w:p>
     <w:p>
@@ -955,7 +1008,7 @@
           <w:rFonts w:ascii="Arial" w:hAnsi="Arial"/>
           <w:sz w:val="22"/>
         </w:rPr>
-        <w:t>o sistema recusa e informa que o CPF é inválido</w:t>
+        <w:t>nenhuma conta é criada e a mensagem informa que o e-mail já está em uso</w:t>
       </w:r>
     </w:p>
     <w:p/>
@@ -966,7 +1019,7 @@
           <w:b/>
           <w:sz w:val="22"/>
         </w:rPr>
-        <w:t>Cenário 4: Conta ainda não entra no portal</w:t>
+        <w:t>Cenário 4: Cadastro sem nome ou e-mail</w:t>
       </w:r>
     </w:p>
     <w:p>
@@ -983,7 +1036,7 @@
           <w:rFonts w:ascii="Arial" w:hAnsi="Arial"/>
           <w:sz w:val="22"/>
         </w:rPr>
-        <w:t>o cadastro foi concluído e o e-mail ainda não foi confirmado</w:t>
+        <w:t>o cadastro do cidadão não traz nome ou e-mail</w:t>
       </w:r>
     </w:p>
     <w:p>
@@ -1000,7 +1053,7 @@
           <w:rFonts w:ascii="Arial" w:hAnsi="Arial"/>
           <w:sz w:val="22"/>
         </w:rPr>
-        <w:t>a pessoa tenta abrir uma tela do portal que exige a confirmação</w:t>
+        <w:t>ele chega ao Viabiliza pela primeira vez</w:t>
       </w:r>
     </w:p>
     <w:p>
@@ -1017,7 +1070,7 @@
           <w:rFonts w:ascii="Arial" w:hAnsi="Arial"/>
           <w:sz w:val="22"/>
         </w:rPr>
-        <w:t>o sistema impede o uso até a confirmação do e-mail</w:t>
+        <w:t>nenhuma conta é criada e a mensagem orienta a completar o cadastro no GOV.BR</w:t>
       </w:r>
     </w:p>
     <w:p/>
@@ -1028,7 +1081,7 @@
           <w:b/>
           <w:sz w:val="22"/>
         </w:rPr>
-        <w:t>Cenário 5: Senha ou telefone fora da regra</w:t>
+        <w:t>Cenário 5: Conta nova ainda passa pelo termo</w:t>
       </w:r>
     </w:p>
     <w:p>
@@ -1045,7 +1098,7 @@
           <w:rFonts w:ascii="Arial" w:hAnsi="Arial"/>
           <w:sz w:val="22"/>
         </w:rPr>
-        <w:t>a senha não cumpre a política ou o telefone não tem DDD com 8 ou 9 dígitos</w:t>
+        <w:t>a conta acabou de ser criada</w:t>
       </w:r>
     </w:p>
     <w:p>
@@ -1062,7 +1115,7 @@
           <w:rFonts w:ascii="Arial" w:hAnsi="Arial"/>
           <w:sz w:val="22"/>
         </w:rPr>
-        <w:t>o visitante envia o cadastro</w:t>
+        <w:t>o cidadão segue para o painel</w:t>
       </w:r>
     </w:p>
     <w:p>
@@ -1079,13 +1132,15 @@
           <w:rFonts w:ascii="Arial" w:hAnsi="Arial"/>
           <w:sz w:val="22"/>
         </w:rPr>
-        <w:t>o sistema recusa e não cria a conta</w:t>
+        <w:t>o Viabiliza pede o aceite do termo vigente, quando houver, antes de abrir as telas do portal</w:t>
       </w:r>
     </w:p>
     <w:p/>
     <w:sectPr>
       <w:headerReference w:type="default" r:id="rId9"/>
       <w:footerReference w:type="default" r:id="rId10"/>
+      <w:headerReference w:type="first" r:id="rId12"/>
+      <w:headerReference w:type="even" r:id="rId13"/>
       <w:pgSz w:w="12240" w:h="15840"/>
       <w:pgMar w:top="1728" w:right="1296" w:bottom="1296" w:left="1296" w:header="720" w:footer="720" w:gutter="0"/>
       <w:cols w:space="720"/>
@@ -1223,8 +1278,28 @@
         <w:rFonts w:ascii="Arial" w:hAnsi="Arial"/>
         <w:sz w:val="16"/>
       </w:rPr>
-      <w:t xml:space="preserve">HU.140 - CADASTRAR USUÁRIO - Versão 2.2 – 19/10/2026</w:t>
+      <w:t>HU.140 - CADASTRAR USUÁRIO - Versão 2.3 – 22/10/2026</w:t>
     </w:r>
+  </w:p>
+</w:hdr>
+</file>
+
+<file path=word/header2.xml><?xml version="1.0" encoding="utf-8"?>
+<w:hdr xmlns:m="http://schemas.openxmlformats.org/officeDocument/2006/math" xmlns:mc="http://schemas.openxmlformats.org/markup-compatibility/2006" xmlns:mo="http://schemas.microsoft.com/office/mac/office/2008/main" xmlns:mv="urn:schemas-microsoft-com:mac:vml" xmlns:o="urn:schemas-microsoft-com:office:office" xmlns:r="http://schemas.openxmlformats.org/officeDocument/2006/relationships" xmlns:v="urn:schemas-microsoft-com:vml" xmlns:w10="urn:schemas-microsoft-com:office:word" xmlns:w14="http://schemas.microsoft.com/office/word/2010/wordml" xmlns:w="http://schemas.openxmlformats.org/wordprocessingml/2006/main" xmlns:wne="http://schemas.microsoft.com/office/word/2006/wordml" xmlns:wp14="http://schemas.microsoft.com/office/word/2010/wordprocessingDrawing" xmlns:wp="http://schemas.openxmlformats.org/drawingml/2006/wordprocessingDrawing" xmlns:wpc="http://schemas.microsoft.com/office/word/2010/wordprocessingCanvas" xmlns:wpg="http://schemas.microsoft.com/office/word/2010/wordprocessingGroup" xmlns:wpi="http://schemas.microsoft.com/office/word/2010/wordprocessingInk" xmlns:wps="http://schemas.microsoft.com/office/word/2010/wordprocessingShape" mc:Ignorable="w14 wp14">
+  <w:p>
+    <w:pPr>
+      <w:pStyle w:val="Header"/>
+    </w:pPr>
+  </w:p>
+</w:hdr>
+</file>
+
+<file path=word/header3.xml><?xml version="1.0" encoding="utf-8"?>
+<w:hdr xmlns:m="http://schemas.openxmlformats.org/officeDocument/2006/math" xmlns:mc="http://schemas.openxmlformats.org/markup-compatibility/2006" xmlns:mo="http://schemas.microsoft.com/office/mac/office/2008/main" xmlns:mv="urn:schemas-microsoft-com:mac:vml" xmlns:o="urn:schemas-microsoft-com:office:office" xmlns:r="http://schemas.openxmlformats.org/officeDocument/2006/relationships" xmlns:v="urn:schemas-microsoft-com:vml" xmlns:w10="urn:schemas-microsoft-com:office:word" xmlns:w14="http://schemas.microsoft.com/office/word/2010/wordml" xmlns:w="http://schemas.openxmlformats.org/wordprocessingml/2006/main" xmlns:wne="http://schemas.microsoft.com/office/word/2006/wordml" xmlns:wp14="http://schemas.microsoft.com/office/word/2010/wordprocessingDrawing" xmlns:wp="http://schemas.openxmlformats.org/drawingml/2006/wordprocessingDrawing" xmlns:wpc="http://schemas.microsoft.com/office/word/2010/wordprocessingCanvas" xmlns:wpg="http://schemas.microsoft.com/office/word/2010/wordprocessingGroup" xmlns:wpi="http://schemas.microsoft.com/office/word/2010/wordprocessingInk" xmlns:wps="http://schemas.microsoft.com/office/word/2010/wordprocessingShape" mc:Ignorable="w14 wp14">
+  <w:p>
+    <w:pPr>
+      <w:pStyle w:val="Header"/>
+    </w:pPr>
   </w:p>
 </w:hdr>
 </file>
